--- a/templates/obcina.docx
+++ b/templates/obcina.docx
@@ -716,27 +716,7 @@
                 <w:iCs/>
                 <w:szCs w:val="22"/>
               </w:rPr>
-              <w:t xml:space="preserve"> Matej </w:t>
-            </w:r>
-            <w:proofErr w:type="spellStart"/>
-            <w:r>
-              <w:rPr>
-                <w:rFonts w:ascii="Calibri Light" w:hAnsi="Calibri Light" w:cs="Calibri Light"/>
-                <w:bCs/>
-                <w:iCs/>
-                <w:szCs w:val="22"/>
-              </w:rPr>
-              <w:t>Tadina</w:t>
-            </w:r>
-            <w:proofErr w:type="spellEnd"/>
-            <w:r>
-              <w:rPr>
-                <w:rFonts w:ascii="Calibri Light" w:hAnsi="Calibri Light" w:cs="Calibri Light"/>
-                <w:bCs/>
-                <w:iCs/>
-                <w:szCs w:val="22"/>
-              </w:rPr>
-              <w:t>, univ. dipl. inž. el.</w:t>
+              <w:t xml:space="preserve"> Matej Tadina, univ. dipl. inž. el.</w:t>
             </w:r>
           </w:p>
         </w:tc>
@@ -1600,21 +1580,12 @@
                 <w:szCs w:val="22"/>
               </w:rPr>
             </w:pPr>
-            <w:proofErr w:type="spellStart"/>
             <w:r>
               <w:rPr>
                 <w:rFonts w:ascii="Calibri Light" w:hAnsi="Calibri Light" w:cs="Calibri Light"/>
                 <w:szCs w:val="22"/>
               </w:rPr>
-              <w:t>parc</w:t>
-            </w:r>
-            <w:proofErr w:type="spellEnd"/>
-            <w:r>
-              <w:rPr>
-                <w:rFonts w:ascii="Calibri Light" w:hAnsi="Calibri Light" w:cs="Calibri Light"/>
-                <w:szCs w:val="22"/>
-              </w:rPr>
-              <w:t>. št.</w:t>
+              <w:t>parc. št.</w:t>
             </w:r>
           </w:p>
         </w:tc>
@@ -1632,21 +1603,12 @@
                 <w:szCs w:val="22"/>
               </w:rPr>
             </w:pPr>
-            <w:proofErr w:type="spellStart"/>
             <w:r>
               <w:rPr>
                 <w:rFonts w:ascii="Calibri Light" w:hAnsi="Calibri Light" w:cs="Calibri Light"/>
                 <w:szCs w:val="22"/>
               </w:rPr>
-              <w:t>k.o</w:t>
-            </w:r>
-            <w:proofErr w:type="spellEnd"/>
-            <w:r>
-              <w:rPr>
-                <w:rFonts w:ascii="Calibri Light" w:hAnsi="Calibri Light" w:cs="Calibri Light"/>
-                <w:szCs w:val="22"/>
-              </w:rPr>
-              <w:t>.</w:t>
+              <w:t>k.o.</w:t>
             </w:r>
           </w:p>
         </w:tc>
@@ -2132,7 +2094,6 @@
           <w:szCs w:val="22"/>
         </w:rPr>
       </w:pPr>
-      <w:proofErr w:type="spellStart"/>
       <w:r>
         <w:rPr>
           <w:rFonts w:ascii="Calibri Light" w:hAnsi="Calibri Light" w:cs="Calibri Light"/>
@@ -2141,18 +2102,7 @@
           <w:szCs w:val="22"/>
           <w:lang w:val="sl-SI"/>
         </w:rPr>
-        <w:t>zakoličbo</w:t>
-      </w:r>
-      <w:proofErr w:type="spellEnd"/>
-      <w:r>
-        <w:rPr>
-          <w:rFonts w:ascii="Calibri Light" w:hAnsi="Calibri Light" w:cs="Calibri Light"/>
-          <w:b/>
-          <w:sz w:val="22"/>
-          <w:szCs w:val="22"/>
-          <w:lang w:val="sl-SI"/>
-        </w:rPr>
-        <w:t xml:space="preserve"> in </w:t>
+        <w:t xml:space="preserve">zakoličbo in </w:t>
       </w:r>
       <w:r>
         <w:rPr>
@@ -2283,21 +2233,12 @@
                 <w:szCs w:val="22"/>
               </w:rPr>
             </w:pPr>
-            <w:proofErr w:type="spellStart"/>
             <w:r>
               <w:rPr>
                 <w:rFonts w:ascii="Calibri Light" w:hAnsi="Calibri Light" w:cs="Calibri Light"/>
                 <w:szCs w:val="22"/>
               </w:rPr>
-              <w:t>parc</w:t>
-            </w:r>
-            <w:proofErr w:type="spellEnd"/>
-            <w:r>
-              <w:rPr>
-                <w:rFonts w:ascii="Calibri Light" w:hAnsi="Calibri Light" w:cs="Calibri Light"/>
-                <w:szCs w:val="22"/>
-              </w:rPr>
-              <w:t>. št.</w:t>
+              <w:t>parc. št.</w:t>
             </w:r>
           </w:p>
         </w:tc>
@@ -2315,21 +2256,12 @@
                 <w:szCs w:val="22"/>
               </w:rPr>
             </w:pPr>
-            <w:proofErr w:type="spellStart"/>
             <w:r>
               <w:rPr>
                 <w:rFonts w:ascii="Calibri Light" w:hAnsi="Calibri Light" w:cs="Calibri Light"/>
                 <w:szCs w:val="22"/>
               </w:rPr>
-              <w:t>k.o</w:t>
-            </w:r>
-            <w:proofErr w:type="spellEnd"/>
-            <w:r>
-              <w:rPr>
-                <w:rFonts w:ascii="Calibri Light" w:hAnsi="Calibri Light" w:cs="Calibri Light"/>
-                <w:szCs w:val="22"/>
-              </w:rPr>
-              <w:t>.</w:t>
+              <w:t>k.o.</w:t>
             </w:r>
           </w:p>
         </w:tc>
@@ -2429,9 +2361,17 @@
               <w:jc w:val="left"/>
               <w:rPr>
                 <w:rFonts w:ascii="Calibri Light" w:hAnsi="Calibri Light" w:cs="Calibri Light"/>
+                <w:color w:val="FF0000"/>
                 <w:szCs w:val="22"/>
               </w:rPr>
             </w:pPr>
+            <w:r>
+              <w:rPr>
+                <w:rFonts w:ascii="Calibri Light" w:hAnsi="Calibri Light" w:cs="Calibri Light"/>
+                <w:szCs w:val="22"/>
+              </w:rPr>
+              <w:t>NIZKONAPETNOSTNI KABLOVOD</w:t>
+            </w:r>
           </w:p>
         </w:tc>
         <w:tc>
@@ -2752,7 +2692,6 @@
         </w:rPr>
         <w:t>V kolikor se pogodbeni stranki ne bosta sporazumeli o višini o</w:t>
       </w:r>
-      <w:proofErr w:type="spellStart"/>
       <w:r>
         <w:rPr>
           <w:rFonts w:ascii="Calibri Light" w:hAnsi="Calibri Light" w:cs="Calibri Light"/>
@@ -2772,7 +2711,6 @@
         </w:rPr>
         <w:t>e</w:t>
       </w:r>
-      <w:proofErr w:type="spellEnd"/>
       <w:r>
         <w:rPr>
           <w:rFonts w:ascii="Calibri Light" w:hAnsi="Calibri Light" w:cs="Calibri Light"/>
@@ -3064,23 +3002,7 @@
           <w:rFonts w:ascii="Calibri Light" w:hAnsi="Calibri Light" w:cs="Calibri Light"/>
           <w:szCs w:val="22"/>
         </w:rPr>
-        <w:t xml:space="preserve"> s </w:t>
-      </w:r>
-      <w:proofErr w:type="spellStart"/>
-      <w:r>
-        <w:rPr>
-          <w:rFonts w:ascii="Calibri Light" w:hAnsi="Calibri Light" w:cs="Calibri Light"/>
-          <w:szCs w:val="22"/>
-        </w:rPr>
-        <w:t>parc</w:t>
-      </w:r>
-      <w:proofErr w:type="spellEnd"/>
-      <w:r>
-        <w:rPr>
-          <w:rFonts w:ascii="Calibri Light" w:hAnsi="Calibri Light" w:cs="Calibri Light"/>
-          <w:szCs w:val="22"/>
-        </w:rPr>
-        <w:t>. št</w:t>
+        <w:t xml:space="preserve"> s parc. št</w:t>
       </w:r>
       <w:r>
         <w:rPr>
@@ -3113,21 +3035,12 @@
         </w:rPr>
         <w:t xml:space="preserve"> </w:t>
       </w:r>
-      <w:proofErr w:type="spellStart"/>
-      <w:r>
-        <w:rPr>
-          <w:rFonts w:ascii="Calibri Light" w:hAnsi="Calibri Light" w:cs="Calibri Light"/>
-          <w:szCs w:val="22"/>
-        </w:rPr>
-        <w:t>k.o</w:t>
-      </w:r>
-      <w:proofErr w:type="spellEnd"/>
-      <w:r>
-        <w:rPr>
-          <w:rFonts w:ascii="Calibri Light" w:hAnsi="Calibri Light" w:cs="Calibri Light"/>
-          <w:szCs w:val="22"/>
-        </w:rPr>
-        <w:t xml:space="preserve">. </w:t>
+      <w:r>
+        <w:rPr>
+          <w:rFonts w:ascii="Calibri Light" w:hAnsi="Calibri Light" w:cs="Calibri Light"/>
+          <w:szCs w:val="22"/>
+        </w:rPr>
+        <w:t xml:space="preserve">k.o. </w:t>
       </w:r>
       <w:r>
         <w:rPr>
@@ -3180,23 +3093,7 @@
           <w:rFonts w:ascii="Calibri Light" w:hAnsi="Calibri Light" w:cs="Calibri Light"/>
           <w:szCs w:val="22"/>
         </w:rPr>
-        <w:t xml:space="preserve">v korist služnostnega upravičenca ELEKTRO MARIBOR, podjetje za distribucijo električne energije, </w:t>
-      </w:r>
-      <w:proofErr w:type="spellStart"/>
-      <w:r>
-        <w:rPr>
-          <w:rFonts w:ascii="Calibri Light" w:hAnsi="Calibri Light" w:cs="Calibri Light"/>
-          <w:szCs w:val="22"/>
-        </w:rPr>
-        <w:t>d.d</w:t>
-      </w:r>
-      <w:proofErr w:type="spellEnd"/>
-      <w:r>
-        <w:rPr>
-          <w:rFonts w:ascii="Calibri Light" w:hAnsi="Calibri Light" w:cs="Calibri Light"/>
-          <w:szCs w:val="22"/>
-        </w:rPr>
-        <w:t>., Vetrinjska ul. 2, 2000 Maribor, matična št. družbe: 5231698000.</w:t>
+        <w:t>v korist služnostnega upravičenca ELEKTRO MARIBOR, podjetje za distribucijo električne energije, d.d., Vetrinjska ul. 2, 2000 Maribor, matična št. družbe: 5231698000.</w:t>
       </w:r>
     </w:p>
     <w:p>
@@ -3450,25 +3347,14 @@
         </w:rPr>
         <w:t xml:space="preserve"> s</w:t>
       </w:r>
-      <w:proofErr w:type="spellStart"/>
-      <w:r>
-        <w:rPr>
-          <w:rFonts w:ascii="Calibri Light" w:hAnsi="Calibri Light" w:cs="Calibri Light"/>
-          <w:b/>
-          <w:sz w:val="22"/>
-          <w:szCs w:val="22"/>
-        </w:rPr>
-        <w:t>lužnostni</w:t>
-      </w:r>
-      <w:proofErr w:type="spellEnd"/>
-      <w:r>
-        <w:rPr>
-          <w:rFonts w:ascii="Calibri Light" w:hAnsi="Calibri Light" w:cs="Calibri Light"/>
-          <w:b/>
-          <w:sz w:val="22"/>
-          <w:szCs w:val="22"/>
-        </w:rPr>
-        <w:t xml:space="preserve"> upravičenec, ki ima tudi pravico predlagati zemljiškoknjižni vpis.</w:t>
+      <w:r>
+        <w:rPr>
+          <w:rFonts w:ascii="Calibri Light" w:hAnsi="Calibri Light" w:cs="Calibri Light"/>
+          <w:b/>
+          <w:sz w:val="22"/>
+          <w:szCs w:val="22"/>
+        </w:rPr>
+        <w:t>lužnostni upravičenec, ki ima tudi pravico predlagati zemljiškoknjižni vpis.</w:t>
       </w:r>
     </w:p>
     <w:p>
@@ -3556,25 +3442,14 @@
         </w:rPr>
         <w:t>z</w:t>
       </w:r>
-      <w:proofErr w:type="spellStart"/>
-      <w:r>
-        <w:rPr>
-          <w:rFonts w:ascii="Calibri Light" w:hAnsi="Calibri Light" w:cs="Calibri Light"/>
-          <w:b/>
-          <w:sz w:val="22"/>
-          <w:szCs w:val="22"/>
-        </w:rPr>
-        <w:t>emljiško</w:t>
-      </w:r>
-      <w:proofErr w:type="spellEnd"/>
-      <w:r>
-        <w:rPr>
-          <w:rFonts w:ascii="Calibri Light" w:hAnsi="Calibri Light" w:cs="Calibri Light"/>
-          <w:b/>
-          <w:sz w:val="22"/>
-          <w:szCs w:val="22"/>
-        </w:rPr>
-        <w:t xml:space="preserve"> knjigo.</w:t>
+      <w:r>
+        <w:rPr>
+          <w:rFonts w:ascii="Calibri Light" w:hAnsi="Calibri Light" w:cs="Calibri Light"/>
+          <w:b/>
+          <w:sz w:val="22"/>
+          <w:szCs w:val="22"/>
+        </w:rPr>
+        <w:t>emljiško knjigo.</w:t>
       </w:r>
     </w:p>
     <w:p>
@@ -4063,27 +3938,7 @@
                 <w:iCs/>
                 <w:szCs w:val="22"/>
               </w:rPr>
-              <w:t xml:space="preserve">Matej </w:t>
-            </w:r>
-            <w:proofErr w:type="spellStart"/>
-            <w:r>
-              <w:rPr>
-                <w:rFonts w:ascii="Calibri Light" w:hAnsi="Calibri Light" w:cs="Calibri Light"/>
-                <w:bCs/>
-                <w:iCs/>
-                <w:szCs w:val="22"/>
-              </w:rPr>
-              <w:t>Tadina</w:t>
-            </w:r>
-            <w:proofErr w:type="spellEnd"/>
-            <w:r>
-              <w:rPr>
-                <w:rFonts w:ascii="Calibri Light" w:hAnsi="Calibri Light" w:cs="Calibri Light"/>
-                <w:bCs/>
-                <w:iCs/>
-                <w:szCs w:val="22"/>
-              </w:rPr>
-              <w:t>, univ. dipl. inž. el.</w:t>
+              <w:t>Matej Tadina, univ. dipl. inž. el.</w:t>
             </w:r>
           </w:p>
         </w:tc>
